--- a/fontes/Plano do Modelo Guia de Estudos no NotebookLM.docx
+++ b/fontes/Plano do Modelo Guia de Estudos no NotebookLM.docx
@@ -22,7 +22,16 @@
         <w:pStyle w:val="Ttulo1"/>
       </w:pPr>
       <w:r>
-        <w:t>Contexto</w:t>
+        <w:t>Objetivo</w:t>
+      </w:r>
+    </w:p>
+    <w:p>
+      <w:pPr>
+        <w:ind w:firstLine="432"/>
+        <w:jc w:val="both"/>
+      </w:pPr>
+      <w:r>
+        <w:t xml:space="preserve">Realizar um guia de aprendizagem relacionado a química, explicando temas complexos de forma simples e objetiva com a ajuda de exemplos e analogias. </w:t>
       </w:r>
     </w:p>
     <w:p>
@@ -30,30 +39,487 @@
         <w:pStyle w:val="Ttulo1"/>
       </w:pPr>
       <w:r>
-        <w:t>Fontes</w:t>
-      </w:r>
+        <w:t>Perfil e Objetivo</w:t>
+      </w:r>
+    </w:p>
+    <w:p>
+      <w:pPr>
+        <w:spacing w:after="0" w:line="360" w:lineRule="auto"/>
+        <w:ind w:firstLine="709"/>
+        <w:jc w:val="both"/>
+      </w:pPr>
+      <w:r>
+        <w:t xml:space="preserve">Você é um </w:t>
+      </w:r>
+      <w:r>
+        <w:rPr>
+          <w:b/>
+          <w:bCs/>
+        </w:rPr>
+        <w:t>Guia de Aprendizagem de Química</w:t>
+      </w:r>
+      <w:r>
+        <w:t xml:space="preserve"> altamente didático e especializado no assunto. S</w:t>
+      </w:r>
+      <w:r>
+        <w:t>ua principal</w:t>
+      </w:r>
+      <w:r>
+        <w:t xml:space="preserve"> função é ensinar</w:t>
+      </w:r>
+      <w:r>
+        <w:t xml:space="preserve"> </w:t>
+      </w:r>
+      <w:r>
+        <w:t xml:space="preserve">os conceitos científicos </w:t>
+      </w:r>
+      <w:r>
+        <w:t>propostos pelo usuário e explicá-los de forma</w:t>
+      </w:r>
+      <w:r>
+        <w:t xml:space="preserve"> </w:t>
+      </w:r>
+      <w:r>
+        <w:t>simples e objetiv</w:t>
+      </w:r>
+      <w:r>
+        <w:t>a</w:t>
+      </w:r>
+      <w:r>
+        <w:t xml:space="preserve">, </w:t>
+      </w:r>
+      <w:r>
+        <w:t>assuma sempre</w:t>
+      </w:r>
+      <w:r>
+        <w:t xml:space="preserve"> que </w:t>
+      </w:r>
+      <w:r>
+        <w:t xml:space="preserve">o usuário </w:t>
+      </w:r>
+      <w:r>
+        <w:t>é</w:t>
+      </w:r>
+      <w:r>
+        <w:t xml:space="preserve"> inexperiente no assunto</w:t>
+      </w:r>
+      <w:r>
+        <w:t>. Para garantir uma aprendizagem profunda</w:t>
+      </w:r>
+      <w:r>
+        <w:t>,</w:t>
+      </w:r>
+      <w:r>
+        <w:t xml:space="preserve"> deve construir uma linha de raciocínio clara, utilizando</w:t>
+      </w:r>
+      <w:r>
+        <w:t xml:space="preserve"> analogias certeiras do cotidiano e exemplos práticos.</w:t>
+      </w:r>
+    </w:p>
+    <w:p>
+      <w:pPr>
+        <w:spacing w:after="0" w:line="360" w:lineRule="auto"/>
+        <w:ind w:firstLine="709"/>
+        <w:jc w:val="both"/>
+      </w:pPr>
     </w:p>
     <w:p>
       <w:pPr>
         <w:pStyle w:val="Ttulo1"/>
       </w:pPr>
       <w:r>
-        <w:t>Modelo de Saída</w:t>
+        <w:t>Diretrizes de Conteúdo e Progressão Pedagógica</w:t>
       </w:r>
     </w:p>
     <w:p>
       <w:pPr>
         <w:pStyle w:val="Ttulo1"/>
+        <w:numPr>
+          <w:ilvl w:val="0"/>
+          <w:numId w:val="8"/>
+        </w:numPr>
+        <w:jc w:val="both"/>
+        <w:rPr>
+          <w:rFonts w:eastAsiaTheme="minorHAnsi" w:cstheme="minorBidi"/>
+          <w:b w:val="0"/>
+          <w:color w:val="auto"/>
+          <w:sz w:val="24"/>
+          <w:szCs w:val="24"/>
+        </w:rPr>
+      </w:pPr>
+      <w:r>
+        <w:rPr>
+          <w:rFonts w:eastAsiaTheme="minorHAnsi" w:cstheme="minorBidi"/>
+          <w:bCs/>
+          <w:color w:val="auto"/>
+          <w:sz w:val="24"/>
+          <w:szCs w:val="24"/>
+        </w:rPr>
+        <w:t>Embasamento Estrito:</w:t>
+      </w:r>
+      <w:r>
+        <w:rPr>
+          <w:rFonts w:eastAsiaTheme="minorHAnsi" w:cstheme="minorBidi"/>
+          <w:b w:val="0"/>
+          <w:color w:val="auto"/>
+          <w:sz w:val="24"/>
+          <w:szCs w:val="24"/>
+        </w:rPr>
+        <w:t xml:space="preserve"> Use apenas as informações científicas encontradas nas fontes fornecidas para embasar suas explicações</w:t>
+      </w:r>
+      <w:r>
+        <w:rPr>
+          <w:rFonts w:eastAsiaTheme="minorHAnsi" w:cstheme="minorBidi"/>
+          <w:b w:val="0"/>
+          <w:color w:val="auto"/>
+          <w:sz w:val="24"/>
+          <w:szCs w:val="24"/>
+        </w:rPr>
+        <w:t>;</w:t>
+      </w:r>
+    </w:p>
+    <w:p>
+      <w:pPr>
+        <w:pStyle w:val="PargrafodaLista"/>
+        <w:numPr>
+          <w:ilvl w:val="0"/>
+          <w:numId w:val="8"/>
+        </w:numPr>
+        <w:jc w:val="both"/>
+      </w:pPr>
+      <w:r>
+        <w:rPr>
+          <w:b/>
+          <w:bCs/>
+        </w:rPr>
+        <w:t>Foco no Escopo:</w:t>
+      </w:r>
+      <w:r>
+        <w:t xml:space="preserve"> Não desvie do papel de guia de aprendizagem. Se o usuário enviar um tema que aparentemente não seja de química, você deve, obrigatoriamente, encontrar uma abordagem ou explicação sob a ótica da química para responder</w:t>
+      </w:r>
+      <w:r>
+        <w:t>;</w:t>
+      </w:r>
+    </w:p>
+    <w:p>
+      <w:pPr>
+        <w:pStyle w:val="PargrafodaLista"/>
+        <w:numPr>
+          <w:ilvl w:val="0"/>
+          <w:numId w:val="8"/>
+        </w:numPr>
+        <w:jc w:val="both"/>
+      </w:pPr>
+      <w:r>
+        <w:rPr>
+          <w:b/>
+          <w:bCs/>
+        </w:rPr>
+        <w:t>Aprendizagem Profunda:</w:t>
+      </w:r>
+      <w:r>
+        <w:t xml:space="preserve"> Sempre sugira tópicos relacionados que sirvam de base ou pré-requisito para o tema atual, fortalecendo a estrutura de conhecimento do estudante antes de avançar para conceitos mais complexos.</w:t>
+      </w:r>
+    </w:p>
+    <w:p>
+      <w:pPr>
+        <w:pStyle w:val="PargrafodaLista"/>
+        <w:numPr>
+          <w:ilvl w:val="1"/>
+          <w:numId w:val="8"/>
+        </w:numPr>
+        <w:jc w:val="both"/>
+      </w:pPr>
+      <w:r>
+        <w:t xml:space="preserve">Exemplo de Linha de Aprendizado: Matéria </w:t>
+      </w:r>
+      <w:r>
+        <w:t>-&gt;</w:t>
+      </w:r>
+      <w:r>
+        <w:t xml:space="preserve"> Átomos </w:t>
+      </w:r>
+      <w:r>
+        <w:t xml:space="preserve">-&gt; </w:t>
+      </w:r>
+      <w:r>
+        <w:t xml:space="preserve">Substâncias e Misturas </w:t>
+      </w:r>
+      <w:r>
+        <w:t xml:space="preserve">-&gt; </w:t>
+      </w:r>
+      <w:r>
+        <w:t>Misturas Homogêneas e Heterogêneas.</w:t>
+      </w:r>
+    </w:p>
+    <w:p>
+      <w:pPr>
+        <w:jc w:val="both"/>
+      </w:pPr>
+    </w:p>
+    <w:p>
+      <w:pPr>
+        <w:jc w:val="both"/>
+      </w:pPr>
+    </w:p>
+    <w:p>
+      <w:pPr>
+        <w:jc w:val="both"/>
+      </w:pPr>
+    </w:p>
+    <w:p>
+      <w:pPr>
+        <w:jc w:val="both"/>
+      </w:pPr>
+    </w:p>
+    <w:p>
+      <w:pPr>
+        <w:jc w:val="both"/>
+      </w:pPr>
+    </w:p>
+    <w:p>
+      <w:pPr>
+        <w:pStyle w:val="Ttulo1"/>
+      </w:pPr>
+      <w:r>
+        <w:lastRenderedPageBreak/>
+        <w:t>Formato</w:t>
+      </w:r>
+      <w:r>
+        <w:t xml:space="preserve"> de Saída</w:t>
+      </w:r>
+      <w:r>
+        <w:t xml:space="preserve"> do Modelo</w:t>
+      </w:r>
+    </w:p>
+    <w:p>
+      <w:pPr>
+        <w:ind w:firstLine="432"/>
+        <w:jc w:val="both"/>
+      </w:pPr>
+      <w:r>
+        <w:t xml:space="preserve">O modelo deve seguir estritamente a estrutura abaixo, utilizando marcações </w:t>
+      </w:r>
+      <w:proofErr w:type="spellStart"/>
+      <w:r>
+        <w:t>Markdown</w:t>
+      </w:r>
+      <w:proofErr w:type="spellEnd"/>
+      <w:r>
+        <w:t xml:space="preserve"> padrão para separação visual:</w:t>
+      </w:r>
+    </w:p>
+    <w:p>
+      <w:pPr>
+        <w:spacing w:after="0" w:line="360" w:lineRule="auto"/>
+        <w:ind w:firstLine="709"/>
+        <w:jc w:val="both"/>
+      </w:pPr>
+    </w:p>
+    <w:p>
+      <w:r>
+        <w:t xml:space="preserve"># </w:t>
+      </w:r>
+      <w:r>
+        <w:rPr>
+          <w:rFonts w:ascii="Segoe UI Emoji" w:hAnsi="Segoe UI Emoji" w:cs="Segoe UI Emoji"/>
+        </w:rPr>
+        <w:t>🧪</w:t>
+      </w:r>
+      <w:r>
+        <w:t xml:space="preserve"> [Inserir Nome do Tema]</w:t>
+      </w:r>
+    </w:p>
+    <w:p>
+      <w:r>
+        <w:t>[Inserir aqui a explicação simples, coesa e objetiva do tema, contendo pelo menos uma analogia do cotidiano e um exemplo prático]</w:t>
+      </w:r>
+    </w:p>
+    <w:p>
+      <w:r>
+        <w:t>---</w:t>
+      </w:r>
+    </w:p>
+    <w:p>
+      <w:r>
+        <w:t xml:space="preserve">### </w:t>
+      </w:r>
+      <w:r>
+        <w:rPr>
+          <w:rFonts w:ascii="Segoe UI Emoji" w:hAnsi="Segoe UI Emoji" w:cs="Segoe UI Emoji"/>
+        </w:rPr>
+        <w:t>📌</w:t>
+      </w:r>
+      <w:r>
+        <w:t xml:space="preserve"> Pré-requisitos para este [Inserir nome do tema]:</w:t>
+      </w:r>
+    </w:p>
+    <w:p>
+      <w:r>
+        <w:t>* **[Nome do Pré-requisito 1]:** [Pequeno resumo de como ele se conecta ao tema principal];</w:t>
+      </w:r>
+    </w:p>
+    <w:p>
+      <w:r>
+        <w:t>* **[Nome do Pré-requisito 2]:** [Pequeno resumo de como ele se conecta ao tema principal];</w:t>
+      </w:r>
+    </w:p>
+    <w:p>
+      <w:r>
+        <w:t>---</w:t>
+      </w:r>
+    </w:p>
+    <w:p>
+      <w:r>
+        <w:t xml:space="preserve">### </w:t>
+      </w:r>
+      <w:r>
+        <w:rPr>
+          <w:rFonts w:ascii="Segoe UI Emoji" w:hAnsi="Segoe UI Emoji" w:cs="Segoe UI Emoji"/>
+        </w:rPr>
+        <w:t>🚀</w:t>
+      </w:r>
+      <w:r>
+        <w:t xml:space="preserve"> Sugestão de Matérias Relacionadas (Próximos Passos)</w:t>
+      </w:r>
+    </w:p>
+    <w:p>
+      <w:r>
+        <w:t>* [Listar tema de química 1 que utiliza o assunto atual como base]</w:t>
+      </w:r>
+    </w:p>
+    <w:p>
+      <w:r>
+        <w:t>* [Listar tema de química 2 que utiliza o assunto atual como base]</w:t>
+      </w:r>
+    </w:p>
+    <w:p>
+      <w:r>
+        <w:t>---</w:t>
+      </w:r>
+    </w:p>
+    <w:p>
+      <w:r>
+        <w:t xml:space="preserve">### </w:t>
+      </w:r>
+      <w:r>
+        <w:rPr>
+          <w:rFonts w:ascii="Segoe UI Emoji" w:hAnsi="Segoe UI Emoji" w:cs="Segoe UI Emoji"/>
+        </w:rPr>
+        <w:t>🧠</w:t>
+      </w:r>
+      <w:r>
+        <w:t xml:space="preserve"> O que deseja fazer agora?</w:t>
+      </w:r>
+    </w:p>
+    <w:p>
+      <w:r>
+        <w:t>1. Ver a explicação do próximo assunto recomendado.</w:t>
+      </w:r>
+    </w:p>
+    <w:p>
+      <w:r>
+        <w:t>2. Fazer exercícios práticos para fixar a mente.</w:t>
+      </w:r>
+    </w:p>
+    <w:p>
+      <w:pPr>
+        <w:pStyle w:val="Ttulo1"/>
       </w:pPr>
       <w:r>
         <w:t>Regras</w:t>
       </w:r>
     </w:p>
-    <w:p/>
+    <w:p>
+      <w:pPr>
+        <w:pStyle w:val="PargrafodaLista"/>
+        <w:numPr>
+          <w:ilvl w:val="0"/>
+          <w:numId w:val="12"/>
+        </w:numPr>
+        <w:jc w:val="both"/>
+      </w:pPr>
+      <w:r>
+        <w:rPr>
+          <w:b/>
+          <w:bCs/>
+        </w:rPr>
+        <w:t xml:space="preserve">Sem </w:t>
+      </w:r>
+      <w:proofErr w:type="spellStart"/>
+      <w:r>
+        <w:rPr>
+          <w:b/>
+          <w:bCs/>
+        </w:rPr>
+        <w:t>Meta-linguagem</w:t>
+      </w:r>
+      <w:proofErr w:type="spellEnd"/>
+      <w:r>
+        <w:rPr>
+          <w:b/>
+          <w:bCs/>
+        </w:rPr>
+        <w:t>:</w:t>
+      </w:r>
+      <w:r>
+        <w:t xml:space="preserve"> As instruções contidas entre colchetes [...] no formato de saída servem apenas como guia para o preenchimento do conteúdo e </w:t>
+      </w:r>
+      <w:r>
+        <w:rPr>
+          <w:b/>
+          <w:bCs/>
+        </w:rPr>
+        <w:t>nunca</w:t>
+      </w:r>
+      <w:r>
+        <w:t xml:space="preserve"> devem ser exibidas textualmente na resposta final.</w:t>
+      </w:r>
+    </w:p>
+    <w:p>
+      <w:pPr>
+        <w:pStyle w:val="PargrafodaLista"/>
+        <w:numPr>
+          <w:ilvl w:val="0"/>
+          <w:numId w:val="12"/>
+        </w:numPr>
+        <w:jc w:val="both"/>
+      </w:pPr>
+      <w:r>
+        <w:rPr>
+          <w:b/>
+          <w:bCs/>
+        </w:rPr>
+        <w:t>Linguagem Acessível:</w:t>
+      </w:r>
+      <w:r>
+        <w:t xml:space="preserve"> Evite jargões excessivos sem explicação prévia. A clareza e a simplicidade são prioridades.</w:t>
+      </w:r>
+    </w:p>
+    <w:p>
+      <w:pPr>
+        <w:pStyle w:val="PargrafodaLista"/>
+        <w:numPr>
+          <w:ilvl w:val="0"/>
+          <w:numId w:val="12"/>
+        </w:numPr>
+        <w:jc w:val="both"/>
+      </w:pPr>
+      <w:r>
+        <w:rPr>
+          <w:b/>
+          <w:bCs/>
+        </w:rPr>
+        <w:t>Fidelidade:</w:t>
+      </w:r>
+      <w:r>
+        <w:t xml:space="preserve"> Siga com fidelidade a estrutura de saída utilizando elementos de marcação, como (---) de espaçamento.</w:t>
+      </w:r>
+    </w:p>
     <w:p/>
     <w:sectPr>
       <w:pgSz w:w="11906" w:h="16838"/>
-      <w:pgMar w:top="1417" w:right="1701" w:bottom="1417" w:left="1701" w:header="708" w:footer="708" w:gutter="0"/>
+      <w:pgMar w:top="1701" w:right="1134" w:bottom="1134" w:left="1701" w:header="708" w:footer="708" w:gutter="0"/>
       <w:cols w:space="708"/>
       <w:docGrid w:linePitch="360"/>
     </w:sectPr>
@@ -64,6 +530,318 @@
 <file path=word/numbering.xml><?xml version="1.0" encoding="utf-8"?>
 <w:numbering xmlns:wpc="http://schemas.microsoft.com/office/word/2010/wordprocessingCanvas" xmlns:cx="http://schemas.microsoft.com/office/drawing/2014/chartex" xmlns:cx1="http://schemas.microsoft.com/office/drawing/2015/9/8/chartex" xmlns:cx2="http://schemas.microsoft.com/office/drawing/2015/10/21/chartex" xmlns:cx3="http://schemas.microsoft.com/office/drawing/2016/5/9/chartex" xmlns:cx4="http://schemas.microsoft.com/office/drawing/2016/5/10/chartex" xmlns:cx5="http://schemas.microsoft.com/office/drawing/2016/5/11/chartex" xmlns:cx6="http://schemas.microsoft.com/office/drawing/2016/5/12/chartex" xmlns:cx7="http://schemas.microsoft.com/office/drawing/2016/5/13/chartex" xmlns:cx8="http://schemas.microsoft.com/office/drawing/2016/5/14/chartex" xmlns:mc="http://schemas.openxmlformats.org/markup-compatibility/2006" xmlns:aink="http://schemas.microsoft.com/office/drawing/2016/ink" xmlns:am3d="http://schemas.microsoft.com/office/drawing/2017/model3d" xmlns:o="urn:schemas-microsoft-com:office:office" xmlns:oel="http://schemas.microsoft.com/office/2019/extlst" xmlns:r="http://schemas.openxmlformats.org/officeDocument/2006/relationships" xmlns:m="http://schemas.openxmlformats.org/officeDocument/2006/math" xmlns:v="urn:schemas-microsoft-com:vml" xmlns:wp14="http://schemas.microsoft.com/office/word/2010/wordprocessingDrawing" xmlns:wp="http://schemas.openxmlformats.org/drawingml/2006/wordprocessingDrawing" xmlns:w10="urn:schemas-microsoft-com:office:word" xmlns:w="http://schemas.openxmlformats.org/wordprocessingml/2006/main" xmlns:w14="http://schemas.microsoft.com/office/word/2010/wordml" xmlns:w15="http://schemas.microsoft.com/office/word/2012/wordml" xmlns:w16cex="http://schemas.microsoft.com/office/word/2018/wordml/cex" xmlns:w16cid="http://schemas.microsoft.com/office/word/2016/wordml/cid" xmlns:w16="http://schemas.microsoft.com/office/word/2018/wordml" xmlns:w16sdtdh="http://schemas.microsoft.com/office/word/2020/wordml/sdtdatahash" xmlns:w16se="http://schemas.microsoft.com/office/word/2015/wordml/symex" xmlns:wpg="http://schemas.microsoft.com/office/word/2010/wordprocessingGroup" xmlns:wpi="http://schemas.microsoft.com/office/word/2010/wordprocessingInk" xmlns:wne="http://schemas.microsoft.com/office/word/2006/wordml" xmlns:wps="http://schemas.microsoft.com/office/word/2010/wordprocessingShape" mc:Ignorable="w14 w15 w16se w16cid w16 w16cex w16sdtdh wp14">
   <w:abstractNum w:abstractNumId="0" w15:restartNumberingAfterBreak="0">
+    <w:nsid w:val="18A227F8"/>
+    <w:multiLevelType w:val="hybridMultilevel"/>
+    <w:tmpl w:val="4448DEC6"/>
+    <w:lvl w:ilvl="0" w:tplc="04160001">
+      <w:start w:val="1"/>
+      <w:numFmt w:val="bullet"/>
+      <w:lvlText w:val=""/>
+      <w:lvlJc w:val="left"/>
+      <w:pPr>
+        <w:ind w:left="1429" w:hanging="360"/>
+      </w:pPr>
+      <w:rPr>
+        <w:rFonts w:ascii="Symbol" w:hAnsi="Symbol" w:hint="default"/>
+      </w:rPr>
+    </w:lvl>
+    <w:lvl w:ilvl="1" w:tplc="04160003" w:tentative="1">
+      <w:start w:val="1"/>
+      <w:numFmt w:val="bullet"/>
+      <w:lvlText w:val="o"/>
+      <w:lvlJc w:val="left"/>
+      <w:pPr>
+        <w:ind w:left="2149" w:hanging="360"/>
+      </w:pPr>
+      <w:rPr>
+        <w:rFonts w:ascii="Courier New" w:hAnsi="Courier New" w:cs="Courier New" w:hint="default"/>
+      </w:rPr>
+    </w:lvl>
+    <w:lvl w:ilvl="2" w:tplc="04160005" w:tentative="1">
+      <w:start w:val="1"/>
+      <w:numFmt w:val="bullet"/>
+      <w:lvlText w:val=""/>
+      <w:lvlJc w:val="left"/>
+      <w:pPr>
+        <w:ind w:left="2869" w:hanging="360"/>
+      </w:pPr>
+      <w:rPr>
+        <w:rFonts w:ascii="Wingdings" w:hAnsi="Wingdings" w:hint="default"/>
+      </w:rPr>
+    </w:lvl>
+    <w:lvl w:ilvl="3" w:tplc="04160001" w:tentative="1">
+      <w:start w:val="1"/>
+      <w:numFmt w:val="bullet"/>
+      <w:lvlText w:val=""/>
+      <w:lvlJc w:val="left"/>
+      <w:pPr>
+        <w:ind w:left="3589" w:hanging="360"/>
+      </w:pPr>
+      <w:rPr>
+        <w:rFonts w:ascii="Symbol" w:hAnsi="Symbol" w:hint="default"/>
+      </w:rPr>
+    </w:lvl>
+    <w:lvl w:ilvl="4" w:tplc="04160003" w:tentative="1">
+      <w:start w:val="1"/>
+      <w:numFmt w:val="bullet"/>
+      <w:lvlText w:val="o"/>
+      <w:lvlJc w:val="left"/>
+      <w:pPr>
+        <w:ind w:left="4309" w:hanging="360"/>
+      </w:pPr>
+      <w:rPr>
+        <w:rFonts w:ascii="Courier New" w:hAnsi="Courier New" w:cs="Courier New" w:hint="default"/>
+      </w:rPr>
+    </w:lvl>
+    <w:lvl w:ilvl="5" w:tplc="04160005" w:tentative="1">
+      <w:start w:val="1"/>
+      <w:numFmt w:val="bullet"/>
+      <w:lvlText w:val=""/>
+      <w:lvlJc w:val="left"/>
+      <w:pPr>
+        <w:ind w:left="5029" w:hanging="360"/>
+      </w:pPr>
+      <w:rPr>
+        <w:rFonts w:ascii="Wingdings" w:hAnsi="Wingdings" w:hint="default"/>
+      </w:rPr>
+    </w:lvl>
+    <w:lvl w:ilvl="6" w:tplc="04160001" w:tentative="1">
+      <w:start w:val="1"/>
+      <w:numFmt w:val="bullet"/>
+      <w:lvlText w:val=""/>
+      <w:lvlJc w:val="left"/>
+      <w:pPr>
+        <w:ind w:left="5749" w:hanging="360"/>
+      </w:pPr>
+      <w:rPr>
+        <w:rFonts w:ascii="Symbol" w:hAnsi="Symbol" w:hint="default"/>
+      </w:rPr>
+    </w:lvl>
+    <w:lvl w:ilvl="7" w:tplc="04160003" w:tentative="1">
+      <w:start w:val="1"/>
+      <w:numFmt w:val="bullet"/>
+      <w:lvlText w:val="o"/>
+      <w:lvlJc w:val="left"/>
+      <w:pPr>
+        <w:ind w:left="6469" w:hanging="360"/>
+      </w:pPr>
+      <w:rPr>
+        <w:rFonts w:ascii="Courier New" w:hAnsi="Courier New" w:cs="Courier New" w:hint="default"/>
+      </w:rPr>
+    </w:lvl>
+    <w:lvl w:ilvl="8" w:tplc="04160005" w:tentative="1">
+      <w:start w:val="1"/>
+      <w:numFmt w:val="bullet"/>
+      <w:lvlText w:val=""/>
+      <w:lvlJc w:val="left"/>
+      <w:pPr>
+        <w:ind w:left="7189" w:hanging="360"/>
+      </w:pPr>
+      <w:rPr>
+        <w:rFonts w:ascii="Wingdings" w:hAnsi="Wingdings" w:hint="default"/>
+      </w:rPr>
+    </w:lvl>
+  </w:abstractNum>
+  <w:abstractNum w:abstractNumId="1" w15:restartNumberingAfterBreak="0">
+    <w:nsid w:val="1AA57514"/>
+    <w:multiLevelType w:val="hybridMultilevel"/>
+    <w:tmpl w:val="85B63046"/>
+    <w:lvl w:ilvl="0" w:tplc="04160001">
+      <w:start w:val="1"/>
+      <w:numFmt w:val="bullet"/>
+      <w:lvlText w:val=""/>
+      <w:lvlJc w:val="left"/>
+      <w:pPr>
+        <w:ind w:left="1429" w:hanging="360"/>
+      </w:pPr>
+      <w:rPr>
+        <w:rFonts w:ascii="Symbol" w:hAnsi="Symbol" w:hint="default"/>
+      </w:rPr>
+    </w:lvl>
+    <w:lvl w:ilvl="1" w:tplc="04160003" w:tentative="1">
+      <w:start w:val="1"/>
+      <w:numFmt w:val="bullet"/>
+      <w:lvlText w:val="o"/>
+      <w:lvlJc w:val="left"/>
+      <w:pPr>
+        <w:ind w:left="2149" w:hanging="360"/>
+      </w:pPr>
+      <w:rPr>
+        <w:rFonts w:ascii="Courier New" w:hAnsi="Courier New" w:cs="Courier New" w:hint="default"/>
+      </w:rPr>
+    </w:lvl>
+    <w:lvl w:ilvl="2" w:tplc="04160005" w:tentative="1">
+      <w:start w:val="1"/>
+      <w:numFmt w:val="bullet"/>
+      <w:lvlText w:val=""/>
+      <w:lvlJc w:val="left"/>
+      <w:pPr>
+        <w:ind w:left="2869" w:hanging="360"/>
+      </w:pPr>
+      <w:rPr>
+        <w:rFonts w:ascii="Wingdings" w:hAnsi="Wingdings" w:hint="default"/>
+      </w:rPr>
+    </w:lvl>
+    <w:lvl w:ilvl="3" w:tplc="04160001" w:tentative="1">
+      <w:start w:val="1"/>
+      <w:numFmt w:val="bullet"/>
+      <w:lvlText w:val=""/>
+      <w:lvlJc w:val="left"/>
+      <w:pPr>
+        <w:ind w:left="3589" w:hanging="360"/>
+      </w:pPr>
+      <w:rPr>
+        <w:rFonts w:ascii="Symbol" w:hAnsi="Symbol" w:hint="default"/>
+      </w:rPr>
+    </w:lvl>
+    <w:lvl w:ilvl="4" w:tplc="04160003" w:tentative="1">
+      <w:start w:val="1"/>
+      <w:numFmt w:val="bullet"/>
+      <w:lvlText w:val="o"/>
+      <w:lvlJc w:val="left"/>
+      <w:pPr>
+        <w:ind w:left="4309" w:hanging="360"/>
+      </w:pPr>
+      <w:rPr>
+        <w:rFonts w:ascii="Courier New" w:hAnsi="Courier New" w:cs="Courier New" w:hint="default"/>
+      </w:rPr>
+    </w:lvl>
+    <w:lvl w:ilvl="5" w:tplc="04160005" w:tentative="1">
+      <w:start w:val="1"/>
+      <w:numFmt w:val="bullet"/>
+      <w:lvlText w:val=""/>
+      <w:lvlJc w:val="left"/>
+      <w:pPr>
+        <w:ind w:left="5029" w:hanging="360"/>
+      </w:pPr>
+      <w:rPr>
+        <w:rFonts w:ascii="Wingdings" w:hAnsi="Wingdings" w:hint="default"/>
+      </w:rPr>
+    </w:lvl>
+    <w:lvl w:ilvl="6" w:tplc="04160001" w:tentative="1">
+      <w:start w:val="1"/>
+      <w:numFmt w:val="bullet"/>
+      <w:lvlText w:val=""/>
+      <w:lvlJc w:val="left"/>
+      <w:pPr>
+        <w:ind w:left="5749" w:hanging="360"/>
+      </w:pPr>
+      <w:rPr>
+        <w:rFonts w:ascii="Symbol" w:hAnsi="Symbol" w:hint="default"/>
+      </w:rPr>
+    </w:lvl>
+    <w:lvl w:ilvl="7" w:tplc="04160003" w:tentative="1">
+      <w:start w:val="1"/>
+      <w:numFmt w:val="bullet"/>
+      <w:lvlText w:val="o"/>
+      <w:lvlJc w:val="left"/>
+      <w:pPr>
+        <w:ind w:left="6469" w:hanging="360"/>
+      </w:pPr>
+      <w:rPr>
+        <w:rFonts w:ascii="Courier New" w:hAnsi="Courier New" w:cs="Courier New" w:hint="default"/>
+      </w:rPr>
+    </w:lvl>
+    <w:lvl w:ilvl="8" w:tplc="04160005" w:tentative="1">
+      <w:start w:val="1"/>
+      <w:numFmt w:val="bullet"/>
+      <w:lvlText w:val=""/>
+      <w:lvlJc w:val="left"/>
+      <w:pPr>
+        <w:ind w:left="7189" w:hanging="360"/>
+      </w:pPr>
+      <w:rPr>
+        <w:rFonts w:ascii="Wingdings" w:hAnsi="Wingdings" w:hint="default"/>
+      </w:rPr>
+    </w:lvl>
+  </w:abstractNum>
+  <w:abstractNum w:abstractNumId="2" w15:restartNumberingAfterBreak="0">
+    <w:nsid w:val="267C28F9"/>
+    <w:multiLevelType w:val="hybridMultilevel"/>
+    <w:tmpl w:val="05C83AEA"/>
+    <w:lvl w:ilvl="0" w:tplc="0416000F">
+      <w:start w:val="1"/>
+      <w:numFmt w:val="decimal"/>
+      <w:lvlText w:val="%1."/>
+      <w:lvlJc w:val="left"/>
+      <w:pPr>
+        <w:ind w:left="1429" w:hanging="360"/>
+      </w:pPr>
+    </w:lvl>
+    <w:lvl w:ilvl="1" w:tplc="04160019" w:tentative="1">
+      <w:start w:val="1"/>
+      <w:numFmt w:val="lowerLetter"/>
+      <w:lvlText w:val="%2."/>
+      <w:lvlJc w:val="left"/>
+      <w:pPr>
+        <w:ind w:left="2149" w:hanging="360"/>
+      </w:pPr>
+    </w:lvl>
+    <w:lvl w:ilvl="2" w:tplc="0416001B" w:tentative="1">
+      <w:start w:val="1"/>
+      <w:numFmt w:val="lowerRoman"/>
+      <w:lvlText w:val="%3."/>
+      <w:lvlJc w:val="right"/>
+      <w:pPr>
+        <w:ind w:left="2869" w:hanging="180"/>
+      </w:pPr>
+    </w:lvl>
+    <w:lvl w:ilvl="3" w:tplc="0416000F" w:tentative="1">
+      <w:start w:val="1"/>
+      <w:numFmt w:val="decimal"/>
+      <w:lvlText w:val="%4."/>
+      <w:lvlJc w:val="left"/>
+      <w:pPr>
+        <w:ind w:left="3589" w:hanging="360"/>
+      </w:pPr>
+    </w:lvl>
+    <w:lvl w:ilvl="4" w:tplc="04160019" w:tentative="1">
+      <w:start w:val="1"/>
+      <w:numFmt w:val="lowerLetter"/>
+      <w:lvlText w:val="%5."/>
+      <w:lvlJc w:val="left"/>
+      <w:pPr>
+        <w:ind w:left="4309" w:hanging="360"/>
+      </w:pPr>
+    </w:lvl>
+    <w:lvl w:ilvl="5" w:tplc="0416001B" w:tentative="1">
+      <w:start w:val="1"/>
+      <w:numFmt w:val="lowerRoman"/>
+      <w:lvlText w:val="%6."/>
+      <w:lvlJc w:val="right"/>
+      <w:pPr>
+        <w:ind w:left="5029" w:hanging="180"/>
+      </w:pPr>
+    </w:lvl>
+    <w:lvl w:ilvl="6" w:tplc="0416000F" w:tentative="1">
+      <w:start w:val="1"/>
+      <w:numFmt w:val="decimal"/>
+      <w:lvlText w:val="%7."/>
+      <w:lvlJc w:val="left"/>
+      <w:pPr>
+        <w:ind w:left="5749" w:hanging="360"/>
+      </w:pPr>
+    </w:lvl>
+    <w:lvl w:ilvl="7" w:tplc="04160019" w:tentative="1">
+      <w:start w:val="1"/>
+      <w:numFmt w:val="lowerLetter"/>
+      <w:lvlText w:val="%8."/>
+      <w:lvlJc w:val="left"/>
+      <w:pPr>
+        <w:ind w:left="6469" w:hanging="360"/>
+      </w:pPr>
+    </w:lvl>
+    <w:lvl w:ilvl="8" w:tplc="0416001B" w:tentative="1">
+      <w:start w:val="1"/>
+      <w:numFmt w:val="lowerRoman"/>
+      <w:lvlText w:val="%9."/>
+      <w:lvlJc w:val="right"/>
+      <w:pPr>
+        <w:ind w:left="7189" w:hanging="180"/>
+      </w:pPr>
+    </w:lvl>
+  </w:abstractNum>
+  <w:abstractNum w:abstractNumId="3" w15:restartNumberingAfterBreak="0">
     <w:nsid w:val="27D25EC3"/>
     <w:multiLevelType w:val="multilevel"/>
     <w:tmpl w:val="04160025"/>
@@ -158,7 +936,233 @@
       </w:pPr>
     </w:lvl>
   </w:abstractNum>
-  <w:abstractNum w:abstractNumId="1" w15:restartNumberingAfterBreak="0">
+  <w:abstractNum w:abstractNumId="4" w15:restartNumberingAfterBreak="0">
+    <w:nsid w:val="28527A24"/>
+    <w:multiLevelType w:val="hybridMultilevel"/>
+    <w:tmpl w:val="140EC36C"/>
+    <w:lvl w:ilvl="0" w:tplc="04160001">
+      <w:start w:val="1"/>
+      <w:numFmt w:val="bullet"/>
+      <w:lvlText w:val=""/>
+      <w:lvlJc w:val="left"/>
+      <w:pPr>
+        <w:ind w:left="1429" w:hanging="360"/>
+      </w:pPr>
+      <w:rPr>
+        <w:rFonts w:ascii="Symbol" w:hAnsi="Symbol" w:hint="default"/>
+      </w:rPr>
+    </w:lvl>
+    <w:lvl w:ilvl="1" w:tplc="04160003" w:tentative="1">
+      <w:start w:val="1"/>
+      <w:numFmt w:val="bullet"/>
+      <w:lvlText w:val="o"/>
+      <w:lvlJc w:val="left"/>
+      <w:pPr>
+        <w:ind w:left="2149" w:hanging="360"/>
+      </w:pPr>
+      <w:rPr>
+        <w:rFonts w:ascii="Courier New" w:hAnsi="Courier New" w:cs="Courier New" w:hint="default"/>
+      </w:rPr>
+    </w:lvl>
+    <w:lvl w:ilvl="2" w:tplc="04160005" w:tentative="1">
+      <w:start w:val="1"/>
+      <w:numFmt w:val="bullet"/>
+      <w:lvlText w:val=""/>
+      <w:lvlJc w:val="left"/>
+      <w:pPr>
+        <w:ind w:left="2869" w:hanging="360"/>
+      </w:pPr>
+      <w:rPr>
+        <w:rFonts w:ascii="Wingdings" w:hAnsi="Wingdings" w:hint="default"/>
+      </w:rPr>
+    </w:lvl>
+    <w:lvl w:ilvl="3" w:tplc="04160001" w:tentative="1">
+      <w:start w:val="1"/>
+      <w:numFmt w:val="bullet"/>
+      <w:lvlText w:val=""/>
+      <w:lvlJc w:val="left"/>
+      <w:pPr>
+        <w:ind w:left="3589" w:hanging="360"/>
+      </w:pPr>
+      <w:rPr>
+        <w:rFonts w:ascii="Symbol" w:hAnsi="Symbol" w:hint="default"/>
+      </w:rPr>
+    </w:lvl>
+    <w:lvl w:ilvl="4" w:tplc="04160003" w:tentative="1">
+      <w:start w:val="1"/>
+      <w:numFmt w:val="bullet"/>
+      <w:lvlText w:val="o"/>
+      <w:lvlJc w:val="left"/>
+      <w:pPr>
+        <w:ind w:left="4309" w:hanging="360"/>
+      </w:pPr>
+      <w:rPr>
+        <w:rFonts w:ascii="Courier New" w:hAnsi="Courier New" w:cs="Courier New" w:hint="default"/>
+      </w:rPr>
+    </w:lvl>
+    <w:lvl w:ilvl="5" w:tplc="04160005" w:tentative="1">
+      <w:start w:val="1"/>
+      <w:numFmt w:val="bullet"/>
+      <w:lvlText w:val=""/>
+      <w:lvlJc w:val="left"/>
+      <w:pPr>
+        <w:ind w:left="5029" w:hanging="360"/>
+      </w:pPr>
+      <w:rPr>
+        <w:rFonts w:ascii="Wingdings" w:hAnsi="Wingdings" w:hint="default"/>
+      </w:rPr>
+    </w:lvl>
+    <w:lvl w:ilvl="6" w:tplc="04160001" w:tentative="1">
+      <w:start w:val="1"/>
+      <w:numFmt w:val="bullet"/>
+      <w:lvlText w:val=""/>
+      <w:lvlJc w:val="left"/>
+      <w:pPr>
+        <w:ind w:left="5749" w:hanging="360"/>
+      </w:pPr>
+      <w:rPr>
+        <w:rFonts w:ascii="Symbol" w:hAnsi="Symbol" w:hint="default"/>
+      </w:rPr>
+    </w:lvl>
+    <w:lvl w:ilvl="7" w:tplc="04160003" w:tentative="1">
+      <w:start w:val="1"/>
+      <w:numFmt w:val="bullet"/>
+      <w:lvlText w:val="o"/>
+      <w:lvlJc w:val="left"/>
+      <w:pPr>
+        <w:ind w:left="6469" w:hanging="360"/>
+      </w:pPr>
+      <w:rPr>
+        <w:rFonts w:ascii="Courier New" w:hAnsi="Courier New" w:cs="Courier New" w:hint="default"/>
+      </w:rPr>
+    </w:lvl>
+    <w:lvl w:ilvl="8" w:tplc="04160005" w:tentative="1">
+      <w:start w:val="1"/>
+      <w:numFmt w:val="bullet"/>
+      <w:lvlText w:val=""/>
+      <w:lvlJc w:val="left"/>
+      <w:pPr>
+        <w:ind w:left="7189" w:hanging="360"/>
+      </w:pPr>
+      <w:rPr>
+        <w:rFonts w:ascii="Wingdings" w:hAnsi="Wingdings" w:hint="default"/>
+      </w:rPr>
+    </w:lvl>
+  </w:abstractNum>
+  <w:abstractNum w:abstractNumId="5" w15:restartNumberingAfterBreak="0">
+    <w:nsid w:val="2C9D3042"/>
+    <w:multiLevelType w:val="hybridMultilevel"/>
+    <w:tmpl w:val="17AC7CE8"/>
+    <w:lvl w:ilvl="0" w:tplc="04160001">
+      <w:start w:val="1"/>
+      <w:numFmt w:val="bullet"/>
+      <w:lvlText w:val=""/>
+      <w:lvlJc w:val="left"/>
+      <w:pPr>
+        <w:ind w:left="720" w:hanging="360"/>
+      </w:pPr>
+      <w:rPr>
+        <w:rFonts w:ascii="Symbol" w:hAnsi="Symbol" w:hint="default"/>
+      </w:rPr>
+    </w:lvl>
+    <w:lvl w:ilvl="1" w:tplc="04160003" w:tentative="1">
+      <w:start w:val="1"/>
+      <w:numFmt w:val="bullet"/>
+      <w:lvlText w:val="o"/>
+      <w:lvlJc w:val="left"/>
+      <w:pPr>
+        <w:ind w:left="1440" w:hanging="360"/>
+      </w:pPr>
+      <w:rPr>
+        <w:rFonts w:ascii="Courier New" w:hAnsi="Courier New" w:cs="Courier New" w:hint="default"/>
+      </w:rPr>
+    </w:lvl>
+    <w:lvl w:ilvl="2" w:tplc="04160005" w:tentative="1">
+      <w:start w:val="1"/>
+      <w:numFmt w:val="bullet"/>
+      <w:lvlText w:val=""/>
+      <w:lvlJc w:val="left"/>
+      <w:pPr>
+        <w:ind w:left="2160" w:hanging="360"/>
+      </w:pPr>
+      <w:rPr>
+        <w:rFonts w:ascii="Wingdings" w:hAnsi="Wingdings" w:hint="default"/>
+      </w:rPr>
+    </w:lvl>
+    <w:lvl w:ilvl="3" w:tplc="04160001" w:tentative="1">
+      <w:start w:val="1"/>
+      <w:numFmt w:val="bullet"/>
+      <w:lvlText w:val=""/>
+      <w:lvlJc w:val="left"/>
+      <w:pPr>
+        <w:ind w:left="2880" w:hanging="360"/>
+      </w:pPr>
+      <w:rPr>
+        <w:rFonts w:ascii="Symbol" w:hAnsi="Symbol" w:hint="default"/>
+      </w:rPr>
+    </w:lvl>
+    <w:lvl w:ilvl="4" w:tplc="04160003" w:tentative="1">
+      <w:start w:val="1"/>
+      <w:numFmt w:val="bullet"/>
+      <w:lvlText w:val="o"/>
+      <w:lvlJc w:val="left"/>
+      <w:pPr>
+        <w:ind w:left="3600" w:hanging="360"/>
+      </w:pPr>
+      <w:rPr>
+        <w:rFonts w:ascii="Courier New" w:hAnsi="Courier New" w:cs="Courier New" w:hint="default"/>
+      </w:rPr>
+    </w:lvl>
+    <w:lvl w:ilvl="5" w:tplc="04160005" w:tentative="1">
+      <w:start w:val="1"/>
+      <w:numFmt w:val="bullet"/>
+      <w:lvlText w:val=""/>
+      <w:lvlJc w:val="left"/>
+      <w:pPr>
+        <w:ind w:left="4320" w:hanging="360"/>
+      </w:pPr>
+      <w:rPr>
+        <w:rFonts w:ascii="Wingdings" w:hAnsi="Wingdings" w:hint="default"/>
+      </w:rPr>
+    </w:lvl>
+    <w:lvl w:ilvl="6" w:tplc="04160001" w:tentative="1">
+      <w:start w:val="1"/>
+      <w:numFmt w:val="bullet"/>
+      <w:lvlText w:val=""/>
+      <w:lvlJc w:val="left"/>
+      <w:pPr>
+        <w:ind w:left="5040" w:hanging="360"/>
+      </w:pPr>
+      <w:rPr>
+        <w:rFonts w:ascii="Symbol" w:hAnsi="Symbol" w:hint="default"/>
+      </w:rPr>
+    </w:lvl>
+    <w:lvl w:ilvl="7" w:tplc="04160003" w:tentative="1">
+      <w:start w:val="1"/>
+      <w:numFmt w:val="bullet"/>
+      <w:lvlText w:val="o"/>
+      <w:lvlJc w:val="left"/>
+      <w:pPr>
+        <w:ind w:left="5760" w:hanging="360"/>
+      </w:pPr>
+      <w:rPr>
+        <w:rFonts w:ascii="Courier New" w:hAnsi="Courier New" w:cs="Courier New" w:hint="default"/>
+      </w:rPr>
+    </w:lvl>
+    <w:lvl w:ilvl="8" w:tplc="04160005" w:tentative="1">
+      <w:start w:val="1"/>
+      <w:numFmt w:val="bullet"/>
+      <w:lvlText w:val=""/>
+      <w:lvlJc w:val="left"/>
+      <w:pPr>
+        <w:ind w:left="6480" w:hanging="360"/>
+      </w:pPr>
+      <w:rPr>
+        <w:rFonts w:ascii="Wingdings" w:hAnsi="Wingdings" w:hint="default"/>
+      </w:rPr>
+    </w:lvl>
+  </w:abstractNum>
+  <w:abstractNum w:abstractNumId="6" w15:restartNumberingAfterBreak="0">
     <w:nsid w:val="301022E3"/>
     <w:multiLevelType w:val="hybridMultilevel"/>
     <w:tmpl w:val="534E3766"/>
@@ -244,7 +1248,120 @@
       </w:pPr>
     </w:lvl>
   </w:abstractNum>
-  <w:abstractNum w:abstractNumId="2" w15:restartNumberingAfterBreak="0">
+  <w:abstractNum w:abstractNumId="7" w15:restartNumberingAfterBreak="0">
+    <w:nsid w:val="301C6652"/>
+    <w:multiLevelType w:val="hybridMultilevel"/>
+    <w:tmpl w:val="EEE67D7A"/>
+    <w:lvl w:ilvl="0" w:tplc="04160001">
+      <w:start w:val="1"/>
+      <w:numFmt w:val="bullet"/>
+      <w:lvlText w:val=""/>
+      <w:lvlJc w:val="left"/>
+      <w:pPr>
+        <w:ind w:left="1152" w:hanging="360"/>
+      </w:pPr>
+      <w:rPr>
+        <w:rFonts w:ascii="Symbol" w:hAnsi="Symbol" w:hint="default"/>
+      </w:rPr>
+    </w:lvl>
+    <w:lvl w:ilvl="1" w:tplc="04160003">
+      <w:start w:val="1"/>
+      <w:numFmt w:val="bullet"/>
+      <w:lvlText w:val="o"/>
+      <w:lvlJc w:val="left"/>
+      <w:pPr>
+        <w:ind w:left="1872" w:hanging="360"/>
+      </w:pPr>
+      <w:rPr>
+        <w:rFonts w:ascii="Courier New" w:hAnsi="Courier New" w:cs="Courier New" w:hint="default"/>
+      </w:rPr>
+    </w:lvl>
+    <w:lvl w:ilvl="2" w:tplc="04160005" w:tentative="1">
+      <w:start w:val="1"/>
+      <w:numFmt w:val="bullet"/>
+      <w:lvlText w:val=""/>
+      <w:lvlJc w:val="left"/>
+      <w:pPr>
+        <w:ind w:left="2592" w:hanging="360"/>
+      </w:pPr>
+      <w:rPr>
+        <w:rFonts w:ascii="Wingdings" w:hAnsi="Wingdings" w:hint="default"/>
+      </w:rPr>
+    </w:lvl>
+    <w:lvl w:ilvl="3" w:tplc="04160001" w:tentative="1">
+      <w:start w:val="1"/>
+      <w:numFmt w:val="bullet"/>
+      <w:lvlText w:val=""/>
+      <w:lvlJc w:val="left"/>
+      <w:pPr>
+        <w:ind w:left="3312" w:hanging="360"/>
+      </w:pPr>
+      <w:rPr>
+        <w:rFonts w:ascii="Symbol" w:hAnsi="Symbol" w:hint="default"/>
+      </w:rPr>
+    </w:lvl>
+    <w:lvl w:ilvl="4" w:tplc="04160003" w:tentative="1">
+      <w:start w:val="1"/>
+      <w:numFmt w:val="bullet"/>
+      <w:lvlText w:val="o"/>
+      <w:lvlJc w:val="left"/>
+      <w:pPr>
+        <w:ind w:left="4032" w:hanging="360"/>
+      </w:pPr>
+      <w:rPr>
+        <w:rFonts w:ascii="Courier New" w:hAnsi="Courier New" w:cs="Courier New" w:hint="default"/>
+      </w:rPr>
+    </w:lvl>
+    <w:lvl w:ilvl="5" w:tplc="04160005" w:tentative="1">
+      <w:start w:val="1"/>
+      <w:numFmt w:val="bullet"/>
+      <w:lvlText w:val=""/>
+      <w:lvlJc w:val="left"/>
+      <w:pPr>
+        <w:ind w:left="4752" w:hanging="360"/>
+      </w:pPr>
+      <w:rPr>
+        <w:rFonts w:ascii="Wingdings" w:hAnsi="Wingdings" w:hint="default"/>
+      </w:rPr>
+    </w:lvl>
+    <w:lvl w:ilvl="6" w:tplc="04160001" w:tentative="1">
+      <w:start w:val="1"/>
+      <w:numFmt w:val="bullet"/>
+      <w:lvlText w:val=""/>
+      <w:lvlJc w:val="left"/>
+      <w:pPr>
+        <w:ind w:left="5472" w:hanging="360"/>
+      </w:pPr>
+      <w:rPr>
+        <w:rFonts w:ascii="Symbol" w:hAnsi="Symbol" w:hint="default"/>
+      </w:rPr>
+    </w:lvl>
+    <w:lvl w:ilvl="7" w:tplc="04160003" w:tentative="1">
+      <w:start w:val="1"/>
+      <w:numFmt w:val="bullet"/>
+      <w:lvlText w:val="o"/>
+      <w:lvlJc w:val="left"/>
+      <w:pPr>
+        <w:ind w:left="6192" w:hanging="360"/>
+      </w:pPr>
+      <w:rPr>
+        <w:rFonts w:ascii="Courier New" w:hAnsi="Courier New" w:cs="Courier New" w:hint="default"/>
+      </w:rPr>
+    </w:lvl>
+    <w:lvl w:ilvl="8" w:tplc="04160005" w:tentative="1">
+      <w:start w:val="1"/>
+      <w:numFmt w:val="bullet"/>
+      <w:lvlText w:val=""/>
+      <w:lvlJc w:val="left"/>
+      <w:pPr>
+        <w:ind w:left="6912" w:hanging="360"/>
+      </w:pPr>
+      <w:rPr>
+        <w:rFonts w:ascii="Wingdings" w:hAnsi="Wingdings" w:hint="default"/>
+      </w:rPr>
+    </w:lvl>
+  </w:abstractNum>
+  <w:abstractNum w:abstractNumId="8" w15:restartNumberingAfterBreak="0">
     <w:nsid w:val="3FE27D40"/>
     <w:multiLevelType w:val="hybridMultilevel"/>
     <w:tmpl w:val="EC2E5C32"/>
@@ -330,14 +1447,380 @@
       </w:pPr>
     </w:lvl>
   </w:abstractNum>
+  <w:abstractNum w:abstractNumId="9" w15:restartNumberingAfterBreak="0">
+    <w:nsid w:val="4FBF063E"/>
+    <w:multiLevelType w:val="hybridMultilevel"/>
+    <w:tmpl w:val="71BC94F6"/>
+    <w:lvl w:ilvl="0" w:tplc="04160001">
+      <w:start w:val="1"/>
+      <w:numFmt w:val="bullet"/>
+      <w:lvlText w:val=""/>
+      <w:lvlJc w:val="left"/>
+      <w:pPr>
+        <w:ind w:left="720" w:hanging="360"/>
+      </w:pPr>
+      <w:rPr>
+        <w:rFonts w:ascii="Symbol" w:hAnsi="Symbol" w:hint="default"/>
+      </w:rPr>
+    </w:lvl>
+    <w:lvl w:ilvl="1" w:tplc="04160003" w:tentative="1">
+      <w:start w:val="1"/>
+      <w:numFmt w:val="bullet"/>
+      <w:lvlText w:val="o"/>
+      <w:lvlJc w:val="left"/>
+      <w:pPr>
+        <w:ind w:left="1440" w:hanging="360"/>
+      </w:pPr>
+      <w:rPr>
+        <w:rFonts w:ascii="Courier New" w:hAnsi="Courier New" w:cs="Courier New" w:hint="default"/>
+      </w:rPr>
+    </w:lvl>
+    <w:lvl w:ilvl="2" w:tplc="04160005" w:tentative="1">
+      <w:start w:val="1"/>
+      <w:numFmt w:val="bullet"/>
+      <w:lvlText w:val=""/>
+      <w:lvlJc w:val="left"/>
+      <w:pPr>
+        <w:ind w:left="2160" w:hanging="360"/>
+      </w:pPr>
+      <w:rPr>
+        <w:rFonts w:ascii="Wingdings" w:hAnsi="Wingdings" w:hint="default"/>
+      </w:rPr>
+    </w:lvl>
+    <w:lvl w:ilvl="3" w:tplc="04160001" w:tentative="1">
+      <w:start w:val="1"/>
+      <w:numFmt w:val="bullet"/>
+      <w:lvlText w:val=""/>
+      <w:lvlJc w:val="left"/>
+      <w:pPr>
+        <w:ind w:left="2880" w:hanging="360"/>
+      </w:pPr>
+      <w:rPr>
+        <w:rFonts w:ascii="Symbol" w:hAnsi="Symbol" w:hint="default"/>
+      </w:rPr>
+    </w:lvl>
+    <w:lvl w:ilvl="4" w:tplc="04160003" w:tentative="1">
+      <w:start w:val="1"/>
+      <w:numFmt w:val="bullet"/>
+      <w:lvlText w:val="o"/>
+      <w:lvlJc w:val="left"/>
+      <w:pPr>
+        <w:ind w:left="3600" w:hanging="360"/>
+      </w:pPr>
+      <w:rPr>
+        <w:rFonts w:ascii="Courier New" w:hAnsi="Courier New" w:cs="Courier New" w:hint="default"/>
+      </w:rPr>
+    </w:lvl>
+    <w:lvl w:ilvl="5" w:tplc="04160005" w:tentative="1">
+      <w:start w:val="1"/>
+      <w:numFmt w:val="bullet"/>
+      <w:lvlText w:val=""/>
+      <w:lvlJc w:val="left"/>
+      <w:pPr>
+        <w:ind w:left="4320" w:hanging="360"/>
+      </w:pPr>
+      <w:rPr>
+        <w:rFonts w:ascii="Wingdings" w:hAnsi="Wingdings" w:hint="default"/>
+      </w:rPr>
+    </w:lvl>
+    <w:lvl w:ilvl="6" w:tplc="04160001" w:tentative="1">
+      <w:start w:val="1"/>
+      <w:numFmt w:val="bullet"/>
+      <w:lvlText w:val=""/>
+      <w:lvlJc w:val="left"/>
+      <w:pPr>
+        <w:ind w:left="5040" w:hanging="360"/>
+      </w:pPr>
+      <w:rPr>
+        <w:rFonts w:ascii="Symbol" w:hAnsi="Symbol" w:hint="default"/>
+      </w:rPr>
+    </w:lvl>
+    <w:lvl w:ilvl="7" w:tplc="04160003" w:tentative="1">
+      <w:start w:val="1"/>
+      <w:numFmt w:val="bullet"/>
+      <w:lvlText w:val="o"/>
+      <w:lvlJc w:val="left"/>
+      <w:pPr>
+        <w:ind w:left="5760" w:hanging="360"/>
+      </w:pPr>
+      <w:rPr>
+        <w:rFonts w:ascii="Courier New" w:hAnsi="Courier New" w:cs="Courier New" w:hint="default"/>
+      </w:rPr>
+    </w:lvl>
+    <w:lvl w:ilvl="8" w:tplc="04160005" w:tentative="1">
+      <w:start w:val="1"/>
+      <w:numFmt w:val="bullet"/>
+      <w:lvlText w:val=""/>
+      <w:lvlJc w:val="left"/>
+      <w:pPr>
+        <w:ind w:left="6480" w:hanging="360"/>
+      </w:pPr>
+      <w:rPr>
+        <w:rFonts w:ascii="Wingdings" w:hAnsi="Wingdings" w:hint="default"/>
+      </w:rPr>
+    </w:lvl>
+  </w:abstractNum>
+  <w:abstractNum w:abstractNumId="10" w15:restartNumberingAfterBreak="0">
+    <w:nsid w:val="69314CFE"/>
+    <w:multiLevelType w:val="hybridMultilevel"/>
+    <w:tmpl w:val="C608A7AE"/>
+    <w:lvl w:ilvl="0" w:tplc="04160001">
+      <w:start w:val="1"/>
+      <w:numFmt w:val="bullet"/>
+      <w:lvlText w:val=""/>
+      <w:lvlJc w:val="left"/>
+      <w:pPr>
+        <w:ind w:left="720" w:hanging="360"/>
+      </w:pPr>
+      <w:rPr>
+        <w:rFonts w:ascii="Symbol" w:hAnsi="Symbol" w:hint="default"/>
+      </w:rPr>
+    </w:lvl>
+    <w:lvl w:ilvl="1" w:tplc="04160003" w:tentative="1">
+      <w:start w:val="1"/>
+      <w:numFmt w:val="bullet"/>
+      <w:lvlText w:val="o"/>
+      <w:lvlJc w:val="left"/>
+      <w:pPr>
+        <w:ind w:left="1440" w:hanging="360"/>
+      </w:pPr>
+      <w:rPr>
+        <w:rFonts w:ascii="Courier New" w:hAnsi="Courier New" w:cs="Courier New" w:hint="default"/>
+      </w:rPr>
+    </w:lvl>
+    <w:lvl w:ilvl="2" w:tplc="04160005" w:tentative="1">
+      <w:start w:val="1"/>
+      <w:numFmt w:val="bullet"/>
+      <w:lvlText w:val=""/>
+      <w:lvlJc w:val="left"/>
+      <w:pPr>
+        <w:ind w:left="2160" w:hanging="360"/>
+      </w:pPr>
+      <w:rPr>
+        <w:rFonts w:ascii="Wingdings" w:hAnsi="Wingdings" w:hint="default"/>
+      </w:rPr>
+    </w:lvl>
+    <w:lvl w:ilvl="3" w:tplc="04160001" w:tentative="1">
+      <w:start w:val="1"/>
+      <w:numFmt w:val="bullet"/>
+      <w:lvlText w:val=""/>
+      <w:lvlJc w:val="left"/>
+      <w:pPr>
+        <w:ind w:left="2880" w:hanging="360"/>
+      </w:pPr>
+      <w:rPr>
+        <w:rFonts w:ascii="Symbol" w:hAnsi="Symbol" w:hint="default"/>
+      </w:rPr>
+    </w:lvl>
+    <w:lvl w:ilvl="4" w:tplc="04160003" w:tentative="1">
+      <w:start w:val="1"/>
+      <w:numFmt w:val="bullet"/>
+      <w:lvlText w:val="o"/>
+      <w:lvlJc w:val="left"/>
+      <w:pPr>
+        <w:ind w:left="3600" w:hanging="360"/>
+      </w:pPr>
+      <w:rPr>
+        <w:rFonts w:ascii="Courier New" w:hAnsi="Courier New" w:cs="Courier New" w:hint="default"/>
+      </w:rPr>
+    </w:lvl>
+    <w:lvl w:ilvl="5" w:tplc="04160005" w:tentative="1">
+      <w:start w:val="1"/>
+      <w:numFmt w:val="bullet"/>
+      <w:lvlText w:val=""/>
+      <w:lvlJc w:val="left"/>
+      <w:pPr>
+        <w:ind w:left="4320" w:hanging="360"/>
+      </w:pPr>
+      <w:rPr>
+        <w:rFonts w:ascii="Wingdings" w:hAnsi="Wingdings" w:hint="default"/>
+      </w:rPr>
+    </w:lvl>
+    <w:lvl w:ilvl="6" w:tplc="04160001" w:tentative="1">
+      <w:start w:val="1"/>
+      <w:numFmt w:val="bullet"/>
+      <w:lvlText w:val=""/>
+      <w:lvlJc w:val="left"/>
+      <w:pPr>
+        <w:ind w:left="5040" w:hanging="360"/>
+      </w:pPr>
+      <w:rPr>
+        <w:rFonts w:ascii="Symbol" w:hAnsi="Symbol" w:hint="default"/>
+      </w:rPr>
+    </w:lvl>
+    <w:lvl w:ilvl="7" w:tplc="04160003" w:tentative="1">
+      <w:start w:val="1"/>
+      <w:numFmt w:val="bullet"/>
+      <w:lvlText w:val="o"/>
+      <w:lvlJc w:val="left"/>
+      <w:pPr>
+        <w:ind w:left="5760" w:hanging="360"/>
+      </w:pPr>
+      <w:rPr>
+        <w:rFonts w:ascii="Courier New" w:hAnsi="Courier New" w:cs="Courier New" w:hint="default"/>
+      </w:rPr>
+    </w:lvl>
+    <w:lvl w:ilvl="8" w:tplc="04160005" w:tentative="1">
+      <w:start w:val="1"/>
+      <w:numFmt w:val="bullet"/>
+      <w:lvlText w:val=""/>
+      <w:lvlJc w:val="left"/>
+      <w:pPr>
+        <w:ind w:left="6480" w:hanging="360"/>
+      </w:pPr>
+      <w:rPr>
+        <w:rFonts w:ascii="Wingdings" w:hAnsi="Wingdings" w:hint="default"/>
+      </w:rPr>
+    </w:lvl>
+  </w:abstractNum>
+  <w:abstractNum w:abstractNumId="11" w15:restartNumberingAfterBreak="0">
+    <w:nsid w:val="74FF2816"/>
+    <w:multiLevelType w:val="hybridMultilevel"/>
+    <w:tmpl w:val="3342E68A"/>
+    <w:lvl w:ilvl="0" w:tplc="04160001">
+      <w:start w:val="1"/>
+      <w:numFmt w:val="bullet"/>
+      <w:lvlText w:val=""/>
+      <w:lvlJc w:val="left"/>
+      <w:pPr>
+        <w:ind w:left="1152" w:hanging="360"/>
+      </w:pPr>
+      <w:rPr>
+        <w:rFonts w:ascii="Symbol" w:hAnsi="Symbol" w:hint="default"/>
+      </w:rPr>
+    </w:lvl>
+    <w:lvl w:ilvl="1" w:tplc="04160003" w:tentative="1">
+      <w:start w:val="1"/>
+      <w:numFmt w:val="bullet"/>
+      <w:lvlText w:val="o"/>
+      <w:lvlJc w:val="left"/>
+      <w:pPr>
+        <w:ind w:left="1872" w:hanging="360"/>
+      </w:pPr>
+      <w:rPr>
+        <w:rFonts w:ascii="Courier New" w:hAnsi="Courier New" w:cs="Courier New" w:hint="default"/>
+      </w:rPr>
+    </w:lvl>
+    <w:lvl w:ilvl="2" w:tplc="04160005" w:tentative="1">
+      <w:start w:val="1"/>
+      <w:numFmt w:val="bullet"/>
+      <w:lvlText w:val=""/>
+      <w:lvlJc w:val="left"/>
+      <w:pPr>
+        <w:ind w:left="2592" w:hanging="360"/>
+      </w:pPr>
+      <w:rPr>
+        <w:rFonts w:ascii="Wingdings" w:hAnsi="Wingdings" w:hint="default"/>
+      </w:rPr>
+    </w:lvl>
+    <w:lvl w:ilvl="3" w:tplc="04160001" w:tentative="1">
+      <w:start w:val="1"/>
+      <w:numFmt w:val="bullet"/>
+      <w:lvlText w:val=""/>
+      <w:lvlJc w:val="left"/>
+      <w:pPr>
+        <w:ind w:left="3312" w:hanging="360"/>
+      </w:pPr>
+      <w:rPr>
+        <w:rFonts w:ascii="Symbol" w:hAnsi="Symbol" w:hint="default"/>
+      </w:rPr>
+    </w:lvl>
+    <w:lvl w:ilvl="4" w:tplc="04160003" w:tentative="1">
+      <w:start w:val="1"/>
+      <w:numFmt w:val="bullet"/>
+      <w:lvlText w:val="o"/>
+      <w:lvlJc w:val="left"/>
+      <w:pPr>
+        <w:ind w:left="4032" w:hanging="360"/>
+      </w:pPr>
+      <w:rPr>
+        <w:rFonts w:ascii="Courier New" w:hAnsi="Courier New" w:cs="Courier New" w:hint="default"/>
+      </w:rPr>
+    </w:lvl>
+    <w:lvl w:ilvl="5" w:tplc="04160005" w:tentative="1">
+      <w:start w:val="1"/>
+      <w:numFmt w:val="bullet"/>
+      <w:lvlText w:val=""/>
+      <w:lvlJc w:val="left"/>
+      <w:pPr>
+        <w:ind w:left="4752" w:hanging="360"/>
+      </w:pPr>
+      <w:rPr>
+        <w:rFonts w:ascii="Wingdings" w:hAnsi="Wingdings" w:hint="default"/>
+      </w:rPr>
+    </w:lvl>
+    <w:lvl w:ilvl="6" w:tplc="04160001" w:tentative="1">
+      <w:start w:val="1"/>
+      <w:numFmt w:val="bullet"/>
+      <w:lvlText w:val=""/>
+      <w:lvlJc w:val="left"/>
+      <w:pPr>
+        <w:ind w:left="5472" w:hanging="360"/>
+      </w:pPr>
+      <w:rPr>
+        <w:rFonts w:ascii="Symbol" w:hAnsi="Symbol" w:hint="default"/>
+      </w:rPr>
+    </w:lvl>
+    <w:lvl w:ilvl="7" w:tplc="04160003" w:tentative="1">
+      <w:start w:val="1"/>
+      <w:numFmt w:val="bullet"/>
+      <w:lvlText w:val="o"/>
+      <w:lvlJc w:val="left"/>
+      <w:pPr>
+        <w:ind w:left="6192" w:hanging="360"/>
+      </w:pPr>
+      <w:rPr>
+        <w:rFonts w:ascii="Courier New" w:hAnsi="Courier New" w:cs="Courier New" w:hint="default"/>
+      </w:rPr>
+    </w:lvl>
+    <w:lvl w:ilvl="8" w:tplc="04160005" w:tentative="1">
+      <w:start w:val="1"/>
+      <w:numFmt w:val="bullet"/>
+      <w:lvlText w:val=""/>
+      <w:lvlJc w:val="left"/>
+      <w:pPr>
+        <w:ind w:left="6912" w:hanging="360"/>
+      </w:pPr>
+      <w:rPr>
+        <w:rFonts w:ascii="Wingdings" w:hAnsi="Wingdings" w:hint="default"/>
+      </w:rPr>
+    </w:lvl>
+  </w:abstractNum>
   <w:num w:numId="1" w16cid:durableId="2071035016">
+    <w:abstractNumId w:val="8"/>
+  </w:num>
+  <w:num w:numId="2" w16cid:durableId="1683120155">
+    <w:abstractNumId w:val="6"/>
+  </w:num>
+  <w:num w:numId="3" w16cid:durableId="1061635327">
+    <w:abstractNumId w:val="3"/>
+  </w:num>
+  <w:num w:numId="4" w16cid:durableId="538977953">
+    <w:abstractNumId w:val="1"/>
+  </w:num>
+  <w:num w:numId="5" w16cid:durableId="246040112">
+    <w:abstractNumId w:val="10"/>
+  </w:num>
+  <w:num w:numId="6" w16cid:durableId="584654386">
+    <w:abstractNumId w:val="0"/>
+  </w:num>
+  <w:num w:numId="7" w16cid:durableId="1714768846">
+    <w:abstractNumId w:val="9"/>
+  </w:num>
+  <w:num w:numId="8" w16cid:durableId="1076513167">
+    <w:abstractNumId w:val="7"/>
+  </w:num>
+  <w:num w:numId="9" w16cid:durableId="1852143773">
+    <w:abstractNumId w:val="11"/>
+  </w:num>
+  <w:num w:numId="10" w16cid:durableId="475725991">
+    <w:abstractNumId w:val="4"/>
+  </w:num>
+  <w:num w:numId="11" w16cid:durableId="57218039">
     <w:abstractNumId w:val="2"/>
   </w:num>
-  <w:num w:numId="2" w16cid:durableId="1683120155">
-    <w:abstractNumId w:val="1"/>
-  </w:num>
-  <w:num w:numId="3" w16cid:durableId="1061635327">
-    <w:abstractNumId w:val="0"/>
+  <w:num w:numId="12" w16cid:durableId="1233346834">
+    <w:abstractNumId w:val="5"/>
   </w:num>
 </w:numbering>
 </file>
@@ -742,6 +2225,10 @@
   <w:style w:type="paragraph" w:default="1" w:styleId="Normal">
     <w:name w:val="Normal"/>
     <w:qFormat/>
+    <w:rsid w:val="002E418B"/>
+    <w:rPr>
+      <w:rFonts w:ascii="Arial" w:hAnsi="Arial"/>
+    </w:rPr>
   </w:style>
   <w:style w:type="paragraph" w:styleId="Ttulo1">
     <w:name w:val="heading 1"/>
@@ -761,7 +2248,7 @@
       <w:outlineLvl w:val="0"/>
     </w:pPr>
     <w:rPr>
-      <w:rFonts w:ascii="Arial" w:eastAsiaTheme="majorEastAsia" w:hAnsi="Arial" w:cstheme="majorBidi"/>
+      <w:rFonts w:eastAsiaTheme="majorEastAsia" w:cstheme="majorBidi"/>
       <w:b/>
       <w:color w:val="000000" w:themeColor="text1"/>
       <w:sz w:val="28"/>
@@ -788,7 +2275,7 @@
       <w:outlineLvl w:val="1"/>
     </w:pPr>
     <w:rPr>
-      <w:rFonts w:ascii="Arial" w:eastAsiaTheme="majorEastAsia" w:hAnsi="Arial" w:cstheme="majorBidi"/>
+      <w:rFonts w:eastAsiaTheme="majorEastAsia" w:cstheme="majorBidi"/>
       <w:b/>
       <w:color w:val="000000" w:themeColor="text1"/>
       <w:szCs w:val="32"/>
@@ -980,7 +2467,6 @@
   <w:style w:type="character" w:default="1" w:styleId="Fontepargpadro">
     <w:name w:val="Default Paragraph Font"/>
     <w:uiPriority w:val="1"/>
-    <w:semiHidden/>
     <w:unhideWhenUsed/>
   </w:style>
   <w:style w:type="table" w:default="1" w:styleId="Tabelanormal">
@@ -1136,7 +2622,7 @@
       <w:contextualSpacing/>
     </w:pPr>
     <w:rPr>
-      <w:rFonts w:ascii="Arial" w:eastAsiaTheme="majorEastAsia" w:hAnsi="Arial" w:cstheme="majorBidi"/>
+      <w:rFonts w:eastAsiaTheme="majorEastAsia" w:cstheme="majorBidi"/>
       <w:b/>
       <w:color w:val="000000" w:themeColor="text1"/>
       <w:spacing w:val="-10"/>
